--- a/data/alexander/PERSONAJES.docx
+++ b/data/alexander/PERSONAJES.docx
@@ -161,27 +161,57 @@
     </w:p>
     <w:p>
       <w:r>
-        <w:t>PERSISTED_PAUSE_ID: PAUSA-DIA04-NOCHE-2026-08-13-RHO9-POST-INCURSION</w:t>
-      </w:r>
-    </w:p>
-    <w:p>
-      <w:r>
-        <w:t>CHECKPOINT_ID: CHECKPOINT.ALEXANDER.D04.NOCHE.RHO9.POST-INCURSION</w:t>
-      </w:r>
-    </w:p>
-    <w:p>
-      <w:r>
-        <w:t>STATE_REVISION: 11</w:t>
-      </w:r>
-    </w:p>
-    <w:p>
-      <w:r>
-        <w:t>SOURCE_REVISION_ID: CAMPAIGN.ALEXANDER.NECROMUNDA.CHARACTERS.D04-NIGHT-RHO9-20260813.R1</w:t>
-      </w:r>
-    </w:p>
-    <w:p>
-      <w:r>
-        <w:t>ÚLTIMA ACTUALIZACIÓN: Día 04, noche; reconciliados Severan, Jarek Venn/Primer deudor, Segundo deudor, Tertius, Quartus, Sael, Syra, Khepra, Hadrix y Demer. Hora exacta y turno no reconciliados.</w:t>
+        <w:rPr>
+          <w:rFonts w:ascii="Arial" w:hAnsi="Arial"/>
+          <w:b/>
+          <w:color w:val="000000"/>
+          <w:sz w:val="22"/>
+        </w:rPr>
+        <w:t>PERSISTED_PAUSE_ID: PAUSA-POST-T915-2026-08-11-RHO9-BLOQUE-UMBRAL</w:t>
+      </w:r>
+    </w:p>
+    <w:p>
+      <w:r>
+        <w:rPr>
+          <w:rFonts w:ascii="Arial" w:hAnsi="Arial"/>
+          <w:b/>
+          <w:color w:val="000000"/>
+          <w:sz w:val="22"/>
+        </w:rPr>
+        <w:t>CHECKPOINT_ID: CHECKPOINT.ALEXANDER.POST-T915.RHO9.UMBRAL-WORKBLOCK</w:t>
+      </w:r>
+    </w:p>
+    <w:p>
+      <w:r>
+        <w:rPr>
+          <w:rFonts w:ascii="Arial" w:hAnsi="Arial"/>
+          <w:b/>
+          <w:color w:val="000000"/>
+          <w:sz w:val="22"/>
+        </w:rPr>
+        <w:t>STATE_REVISION: 10</w:t>
+      </w:r>
+    </w:p>
+    <w:p>
+      <w:r>
+        <w:rPr>
+          <w:rFonts w:ascii="Arial" w:hAnsi="Arial"/>
+          <w:b/>
+          <w:color w:val="000000"/>
+          <w:sz w:val="22"/>
+        </w:rPr>
+        <w:t>SOURCE_REVISION_ID: CAMPAIGN.ALEXANDER.NECROMUNDA.CHARACTERS.TIME-INVENTORY-RECONCILIATION-20260811.R1</w:t>
+      </w:r>
+    </w:p>
+    <w:p>
+      <w:r>
+        <w:rPr>
+          <w:rFonts w:ascii="Arial" w:hAnsi="Arial"/>
+          <w:b/>
+          <w:color w:val="000000"/>
+          <w:sz w:val="22"/>
+        </w:rPr>
+        <w:t>ÚLTIMA ACTUALIZACIÓN: Reconciliación canónica de horario local e inventario completo de Sombra infinita: Día 04, tarde temprana; auditoría física consolidada sin avance de escena.</w:t>
       </w:r>
     </w:p>
     <w:p>
@@ -401,7 +431,7 @@
     </w:p>
     <w:p>
       <w:r>
-        <w:t>NPC-SAEL-VEYL-001 | Sael Veyl | Excontable de los Caldereros | Paciente autónomo; libre de quedarse o irse | VIVO, 10/10; estable con drenaje | Rho-9</w:t>
+        <w:t>NPC-SAEL-VEYL-001 | Sael Veyl | Excontable de los Caldereros | Paciente autónomo; libre de quedarse o irse; conversación pendiente con Alexander | VIVO, 10/10 | En tránsito hacia Rho-9</w:t>
       </w:r>
     </w:p>
     <w:p>
@@ -416,12 +446,12 @@
     </w:p>
     <w:p>
       <w:r>
-        <w:t>NPC-CANDELA-TERTIUS-001 | Tertius Holt | Candela Hueca | Paciente y deudor; contraprestación concreta pendiente | VIVO, 8/11; consciente y estable; no camina con seguridad | Rho-9, C-03</w:t>
-      </w:r>
-    </w:p>
-    <w:p>
-      <w:r>
-        <w:t>NPC-CANDELA-QUARTUS-001 | Quartus Holt | Candela Hueca | Paciente crítico y deudor; términos al recuperar conciencia | VIVO, 4/11; crítico estable, inconsciente, intubado y sedado | Rho-9, C-03</w:t>
+        <w:t>NPC-CANDELA-TERTIUS-001 | Tertius Holt | Candela Hueca | Paciente y deudor por recuperación y tratamiento; contraprestación pendiente | VIVO, 8/11; consciente y estable | Rho-9, C-03</w:t>
+      </w:r>
+    </w:p>
+    <w:p>
+      <w:r>
+        <w:t>NPC-CANDELA-QUARTUS-001 | Quartus Holt | Candela Hueca | Paciente crítico y deudor por extracción y cuidados; términos al recuperar la conciencia | VIVO, 4/11; crítico estable, inconsciente e intubado | Rho-9, C-03</w:t>
       </w:r>
     </w:p>
     <w:p>
@@ -451,7 +481,7 @@
     </w:p>
     <w:p>
       <w:r>
-        <w:t>NPC-SEVERAN-HOLT-001 | Severan Holt | Antiguo especialista de Candela Hueca; servidor temporal bajo pacto | VIVO, 11/11; operativo | Maestro de Seguridad de Rho-9; mandato formal activo</w:t>
+        <w:t>NPC-SEVERAN-HOLT-001 | Severan Holt | Antiguo especialista de Candela Hueca; servidor temporal bajo pacto | VIVO, 11/11; operativo | Dos ciclos = dos años para proteger el refugio designado por Alexander</w:t>
       </w:r>
     </w:p>
     <w:p>
@@ -461,12 +491,12 @@
     </w:p>
     <w:p>
       <w:r>
-        <w:t>NPC-SYRA-KOL-001 | Syra Kol | Independiente; registros, inventario y contabilidad | VIVA; 16 años confirmados; sin pacto | Rho-9, ADM-01</w:t>
-      </w:r>
-    </w:p>
-    <w:p>
-      <w:r>
-        <w:t>NPC-KHEPRA-9-001 | Khepra-9 | Lexmecánico auxiliar independiente y de mercado gris | VIVA, 10/10 en último perfil numérico; cooperación permanente en principio | Rho-9; fuera del séquito y no subordinada a Severan</w:t>
+        <w:t>NPC-SYRA-KOL-001 | Syra Kol | Independiente; registros, inventario y contabilidad | VIVA; móvil y estable | Rho-9, ADM-01; compartimentación clínica y auditoría de armas/munición activas</w:t>
+      </w:r>
+    </w:p>
+    <w:p>
+      <w:r>
+        <w:t>NPC-KHEPRA-9-001 | Khepra-9 | Lexmecánico auxiliar independiente y de mercado gris | VIVA, 10/10 en el último perfil numérico confirmado | Rho-9; evaluación técnica de Demer Vhal</w:t>
       </w:r>
     </w:p>
     <w:p>
@@ -554,7 +584,7 @@
     </w:p>
     <w:p>
       <w:r>
-        <w:t>NPC-HADRIX-VALE-001 | Hadrix Vale | Antiguo Auxilia Technica; paciente y colaborador técnico provisional | VIVO; consciente y recuperándose; no listo para trabajar | Rho-9</w:t>
+        <w:t>NPC-HADRIX-VALE-001 | Hadrix Vale | Antiguo Auxilia Technica; paciente y colaborador técnico provisional | VIVO; consciente y en recuperación | Rho-9</w:t>
       </w:r>
     </w:p>
     <w:p>
@@ -609,7 +639,7 @@
     </w:p>
     <w:p>
       <w:r>
-        <w:t>NPC-DEMER-VHAL-001 | Demer Vhal / Sujeto M-01 IV | Humano aumentado, paciente aislado | VIVO; consciente; integración anómala funcional con dependencias parciales | Rho-9, aislamiento privado</w:t>
+        <w:t>NPC-DEMER-VHAL-001 | Demer Vhal / Sujeto M-01 IV | Humano aumentado, paciente aislado | VIVO; consciente; intervalo funcional sostenido | Rho-9, aislamiento privado</w:t>
       </w:r>
     </w:p>
     <w:p>
@@ -629,12 +659,12 @@
     </w:p>
     <w:p>
       <w:r>
-        <w:t>NPC-JOREN-DEBTOR-01 | Jarek Venn / Primer deudor E-12 | Guardia superviviente de E-12; no vinculado a Joren Pell | VIVO, 0/9; torso reparado, ambos brazos presentes | Rho-9; asignado operativamente a Severan; no séquito</w:t>
-      </w:r>
-    </w:p>
-    <w:p>
-      <w:r>
-        <w:t>NPC-JOREN-DEBTOR-02 | Segundo deudor E-12, nombre no confirmado | Guardia superviviente de E-12; no vinculado a Joren Pell | VIVO, 0/9; inconsciente; brazo derecho amputado | Sombra infinita; sin pacto propio ni prótesis garantizada</w:t>
+        <w:t>NPC-JOREN-DEBTOR-01 | Primer deudor E-12, nombre desconocido | Guardia superviviente de E-12; no vinculado a Joren Pell | VIVO, 0/9; torso reparado, apto para recuperación | Sombra infinita</w:t>
+      </w:r>
+    </w:p>
+    <w:p>
+      <w:r>
+        <w:t>NPC-JOREN-DEBTOR-02 | Segundo deudor E-12, nombre desconocido | Guardia superviviente de E-12; no vinculado a Joren Pell | VIVO, 0/9; inconsciente; brazo izquierdo salvado y derecho amputado | Sombra infinita</w:t>
       </w:r>
     </w:p>
     <w:p>
@@ -705,12 +735,12 @@
     </w:p>
     <w:p>
       <w:r>
-        <w:t>ESTADO: VIVO — ESTABLE, 10/10; drenaje torácico funcional; autónomo.</w:t>
-      </w:r>
-    </w:p>
-    <w:p>
-      <w:r>
-        <w:t>ÚLTIMA UBICACIÓN CONFIRMADA: Rho-9; estable con drenaje torácico.</w:t>
+        <w:t>ESTADO: VIVO — ESTABLE, 10/10; drenaje torácico funcional; incapaz de caminar</w:t>
+      </w:r>
+    </w:p>
+    <w:p>
+      <w:r>
+        <w:t>ÚLTIMA UBICACIÓN CONFIRMADA: Rho-9, C-03; estable con drenaje torácico.</w:t>
       </w:r>
     </w:p>
     <w:p>
@@ -824,7 +854,7 @@
     </w:p>
     <w:p>
       <w:r>
-        <w:t>CONDICIONES: Drenaje torácico funcional; estable. Conserva autonomía y no existe servicio o pacto propio impuesto por su recuperación.</w:t>
+        <w:t>CONDICIONES: Drenaje torácico funcional; no puede caminar; traslado realizado en camilla con consentimiento.</w:t>
       </w:r>
     </w:p>
     <w:p>
@@ -1375,7 +1405,7 @@
     </w:p>
     <w:p>
       <w:r>
-        <w:t>ESTADO: VIVO, 8/11; consciente y estable; no puede caminar con seguridad.</w:t>
+        <w:t>ESTADO: VIVO, 8/11; consciente y estable</w:t>
       </w:r>
     </w:p>
     <w:p>
@@ -1385,7 +1415,7 @@
     </w:p>
     <w:p>
       <w:r>
-        <w:t>DISPONIBILIDAD: Puede conversar; no puede caminar, levantarse ni moverse con seguridad sin ayuda. Un posible empleo futuro NO está comprometido.</w:t>
+        <w:t>DISPONIBILIDAD: No puede sentarse, levantarse ni moverse con seguridad sin ayuda; puede conversar y preguntar por su deuda.</w:t>
       </w:r>
     </w:p>
     <w:p>
@@ -1431,7 +1461,7 @@
     </w:p>
     <w:p>
       <w:r>
-        <w:t>INTERESES E INICIATIVA: Recuperarse, conservar autonomía y negociar con precisión la contraprestación concreta aún pendiente. Un posible empleo futuro no constituye acuerdo hasta que Tertius lo acepte.</w:t>
+        <w:t>INTERESES E INICIATIVA: Recuperarse, conservar autonomía y negociar con precisión la contraprestación aún pendiente de su deuda sin negar que Alexander realizó la extracción y el tratamiento.</w:t>
       </w:r>
     </w:p>
     <w:p>
@@ -1530,7 +1560,7 @@
     </w:p>
     <w:p>
       <w:r>
-        <w:t>ESTADO Y LÍMITE: DEUDA DE PACTO ACTIVA por recuperación y tratamiento; contraprestación, alcance y duración PENDIENTES DE DEFINICIÓN. No existe empleo, servicio ni incorporación al séquito comprometidos. La carabina no está disponible hasta que su condición permita usarla.</w:t>
+        <w:t>ESTADO Y LÍMITE: DEUDA DE PACTO ACTIVA por recuperación y tratamiento; contraprestación, alcance y duración PENDIENTES DE DEFINICIÓN. La carabina no está disponible hasta que el tórax permita usarla.</w:t>
       </w:r>
     </w:p>
     <w:p>
@@ -1586,17 +1616,17 @@
     </w:p>
     <w:p>
       <w:r>
-        <w:t>ESTADO: VIVO, 4/11; crítico estable, inconsciente, intubado y mantenido sedado.</w:t>
-      </w:r>
-    </w:p>
-    <w:p>
-      <w:r>
-        <w:t>ÚLTIMA UBICACIÓN CONFIRMADA: Rho-9, C-03; crítico estable, inconsciente, intubado y sedado.</w:t>
-      </w:r>
-    </w:p>
-    <w:p>
-      <w:r>
-        <w:t>DISPONIBILIDAD: No disponible para acción, conversación, negociación ni servicio mientras permanezca inconsciente/sedado.</w:t>
+        <w:t>ESTADO: VIVO, 4/11; crítico estable, inconsciente e intubado</w:t>
+      </w:r>
+    </w:p>
+    <w:p>
+      <w:r>
+        <w:t>ÚLTIMA UBICACIÓN CONFIRMADA: Rho-9, C-03; crítico estable, inconsciente e intubado.</w:t>
+      </w:r>
+    </w:p>
+    <w:p>
+      <w:r>
+        <w:t>DISPONIBILIDAD: No disponible para acción, conversación ni servicio.</w:t>
       </w:r>
     </w:p>
     <w:p>
@@ -1670,7 +1700,7 @@
     </w:p>
     <w:p>
       <w:r>
-        <w:t>SALUD Y CONDICIONES: 4/11; crítico estable, inconsciente, intubado y mantenido sedado; riesgo alto de resangrado, infección, trombosis y reperfusión. Antecedente confirmado por el jugador: granada de fragmentación a menos de 3 metros.</w:t>
+        <w:t>SALUD Y CONDICIONES: 4/11; crítico estable, inconsciente e intubado; mayor respiración espontánea, sin deterioro nuevo; riesgo alto de resangrado, infección, trombosis y reperfusión. Antecedente confirmado por el jugador: granada de fragmentación a menos de 3 metros.</w:t>
       </w:r>
     </w:p>
     <w:p>
@@ -2852,7 +2882,7 @@
     </w:p>
     <w:p>
       <w:r>
-        <w:t>FUNCIÓN: Maestro de Seguridad de Rho-9; guardia, fortificación, control de accesos, cerraduras, guardias y orden dentro de su mandato.</w:t>
+        <w:t>FUNCIÓN: Guardia, contención, seguridad e investigación del refugio</w:t>
       </w:r>
     </w:p>
     <w:p>
@@ -2862,7 +2892,7 @@
     </w:p>
     <w:p>
       <w:r>
-        <w:t>ÚLTIMA UBICACIÓN CONFIRMADA: Rho-9; ejerce como Maestro de Seguridad del refugio designado.</w:t>
+        <w:t>ÚLTIMA UBICACIÓN CONFIRMADA: Rho-9; mantiene función de guardia y seguridad del refugio designado.</w:t>
       </w:r>
     </w:p>
     <w:p>
@@ -2903,7 +2933,7 @@
     </w:p>
     <w:p>
       <w:r>
-        <w:t>HISTORIA CONOCIDA: Alexander lo sacó vivo de un tiroteo, origen del primer ciclo, y recuperó a Tertius, origen del segundo. Severan prometió dos ciclos o dos años para proteger el refugio designado. En Rho-9 aceptó llamar «Alexander» al personaje en privado y reservar «Médico Negro» para uso público. En Día 04 aceptó el cargo formal de Maestro de Seguridad de Rho-9.</w:t>
+        <w:t>HISTORIA CONOCIDA: Alexander lo sacó vivo de un tiroteo, origen del primer ciclo, y recuperó a Tertius, origen del segundo. Severan prometió dos ciclos o dos años para proteger el refugio designado. En Rho-9 aceptó llamar «Alexander» al personaje en privado y reservar «Médico Negro» para uso público; recibió mando temporal general y continuidad de reparaciones, no una orden detallada de fortificación.</w:t>
       </w:r>
     </w:p>
     <w:p>
@@ -2918,7 +2948,7 @@
     </w:p>
     <w:p>
       <w:r>
-        <w:t>AUTORIDAD Y RECURSOS: mandato formal sobre seguridad, fortificación, accesos, cerraduras, guardias y orden. Instrucción prioritaria: mantener vivos a los de Alexander y mantener fuera a extraños. CAP DE GASTO AUTÓNOMO: hasta 200 créditos por semana dentro del mandato; NO es gasto automático y cada gasto debe reportarse a Syra Kol. No es administrador general, no obtiene propiedad ni mando estratégico y Khepra-9 no está subordinada a él.</w:t>
+        <w:t>AUTORIDAD Y RECURSOS: mando operativo temporal general en Rho-9, rondas y reparaciones ordinarias por la orden «quedas a cargo» y «sigue trabajando para arreglar este lugar». No tiene presupuesto, compra de armas, obra estructural, fortificación/rearme específico ni cargo administrativo permanente sin nueva orden de Alexander.</w:t>
       </w:r>
     </w:p>
     <w:p>
@@ -3012,7 +3042,7 @@
     </w:p>
     <w:p>
       <w:r>
-        <w:t>ESTADO Y LÍMITE: No forma parte del séquito. Debe proteger durante dos años el refugio designado por Alexander y, en Rho-9, ejerce el cargo formal de Maestro de Seguridad dentro del mandato confirmado. La función no lo convierte en administrador general ni subordinado personal ilimitado.</w:t>
+        <w:t>ESTADO Y LÍMITE: No forma parte del séquito. Debe proteger durante dos años el lugar que Alexander designe como refugio; la obligación no autoriza a usarlo para tareas ajenas a esa protección. Cualquier futuro posterior se decide al completar el plazo.</w:t>
       </w:r>
     </w:p>
     <w:p>
@@ -3256,7 +3286,7 @@
     </w:p>
     <w:p>
       <w:r>
-        <w:t>EDAD: 16 años confirmados | ESPECIE: Humano | SEXO: Femenino</w:t>
+        <w:t>EDAD: NO REGISTRADO | ESPECIE: Humano | SEXO: Femenino</w:t>
       </w:r>
     </w:p>
     <w:p>
@@ -3271,7 +3301,7 @@
     </w:p>
     <w:p>
       <w:r>
-        <w:t>FUNCIÓN: Trabajadora no pactada de registros, inventario y contabilidad en Rho-9. Reporta y registra los gastos del mandato de seguridad de Severan; no es administradora general ni jefa de seguridad.</w:t>
+        <w:t>FUNCIÓN: Trabajadora no pactada de registros, inventario, contabilidad y clasificación logística en Rho-9. Entró a Sombra infinita para inventariar sin exposición a pacientes o muestras peligrosas; no es administradora general ni jefa de seguridad.</w:t>
       </w:r>
     </w:p>
     <w:p>
@@ -3286,7 +3316,7 @@
     </w:p>
     <w:p>
       <w:r>
-        <w:t>DISPONIBILIDAD: Puede organizar, clasificar y limpiar a cambio de suministros; conserva derecho a dejar de trabajar y mantener la cama prometida. No existe pacto de servicio.</w:t>
+        <w:t>DISPONIBILIDAD: Puede organizar, clasificar y limpiar a cambio de suministros; conserva derecho a dejar de trabajar y mantener la cama prometida. No es administradora general ni responsable de seguridad.</w:t>
       </w:r>
     </w:p>
     <w:p>
@@ -3331,7 +3361,7 @@
     </w:p>
     <w:p>
       <w:r>
-        <w:t>AUTORIDAD Y RECURSOS: Autoridad operativa sobre clasificación documental e inventario que se le entregue y registro de gastos reportados por Severan; no decide pactos, tratamiento, apertura pública, gasto ajeno, propiedad ni defensa general.</w:t>
+        <w:t>AUTORIDAD Y RECURSOS: Autoridad operativa sobre clasificación documental e inventario que se le entregue; no decide pactos, tratamiento, apertura pública, gasto, propiedad ni defensa general.</w:t>
       </w:r>
     </w:p>
     <w:p>
@@ -3416,7 +3446,7 @@
     </w:p>
     <w:p>
       <w:r>
-        <w:t>ESTADO Y LÍMITE: No forma parte del séquito, no tiene pacto y sus pertenencias no fueron transferidas. La compartimentación documental está aplicada; la apertura pública y la defensa material siguen pendientes.</w:t>
+        <w:t>ESTADO Y LÍMITE: No forma parte del séquito y sus pertenencias no fueron transferidas. La compartimentación documental está aplicada; la apertura pública y la defensa siguen pendientes.</w:t>
       </w:r>
     </w:p>
     <w:p>
@@ -3464,7 +3494,7 @@
     </w:p>
     <w:p>
       <w:r>
-        <w:t>FUNCIÓN: Colaboradora técnica independiente y compañera operacional preferente; cooperación permanente en principio. Conserva custodia técnica y derecho de uso sobre piezas mecánicas según lo confirmado; el taller definitivo todavía no está formalizado.</w:t>
+        <w:t>FUNCIÓN: Colaboradora técnica independiente y compañera operacional preferente; responsable prevista de un taller técnico todavía no construido en Rho-9. Actualmente evalúa junto con Alexander el componente mecánico y las interfaces de Demer Vhal.</w:t>
       </w:r>
     </w:p>
     <w:p>
@@ -3474,12 +3504,12 @@
     </w:p>
     <w:p>
       <w:r>
-        <w:t>ÚLTIMA UBICACIÓN CONFIRMADA: Rho-9; cooperación técnica vigente. La ubicación actual de su servidor de carga no fue actualizada por la fuente.</w:t>
-      </w:r>
-    </w:p>
-    <w:p>
-      <w:r>
-        <w:t>DISPONIBILIDAD: Cooperación permanente en principio e independiente; fuera del séquito y no subordinada a Severan. Su autoridad técnica requiere límites, consentimiento y acceso confirmado.</w:t>
+        <w:t>ÚLTIMA UBICACIÓN CONFIRMADA: Rho-9; participa en evaluación clínica-técnica y planificación de seguridad/confidencialidad. La ubicación actual de su servidor de carga no fue actualizada por la fuente compartida.</w:t>
+      </w:r>
+    </w:p>
+    <w:p>
+      <w:r>
+        <w:t>DISPONIBILIDAD: Cooperación independiente vigente; no subordinada. Su autoridad técnica requiere límites, consentimiento y acceso confirmado.</w:t>
       </w:r>
     </w:p>
     <w:p>
@@ -3524,7 +3554,7 @@
     </w:p>
     <w:p>
       <w:r>
-        <w:t>AUTORIDAD Y RECURSOS: Autoridad técnica sobre sus intervenciones, herramientas, máquina e interfaces; custodia técnica y derecho de uso sobre piezas mecánicas confirmadas. Alexander conserva decisión clínica sobre tejido, circulación y sistema nervioso. Severan no obtiene autoridad sobre Khepra por su cargo de seguridad.</w:t>
+        <w:t>AUTORIDAD Y RECURSOS: Autoridad técnica sobre sus intervenciones, herramientas, máquina e interfaces; Alexander conserva la decisión clínica sobre tejido, circulación y sistema nervioso. Ninguno obtiene consentimiento del paciente por inferencia.</w:t>
       </w:r>
     </w:p>
     <w:p>
@@ -3609,7 +3639,7 @@
     </w:p>
     <w:p>
       <w:r>
-        <w:t>ESTADO Y LÍMITE: No forma parte del séquito. La cooperación permanente en principio está confirmada, pero el taller y cualquier cargo formal adicional siguen pendientes. Conserva independencia y no queda subordinada al Maestro de Seguridad.</w:t>
+        <w:t>ESTADO Y LÍMITE: No forma parte del séquito. Contempla esa posibilidad futura sin compromiso. El taller, cualquier cargo formal y toda delegación de dominio siguen pendientes.</w:t>
       </w:r>
     </w:p>
     <w:p>
@@ -6792,7 +6822,7 @@
     </w:p>
     <w:p>
       <w:r>
-        <w:t>DISTINCIÓN DE JAREK: Jarek de la clínica del Mercado de Carne Blanca, Jarek representante de Sable en Rho-9 y Jarek Venn / Primer deudor E-12 son tres personas distintas. No fusionar sus identidades, pactos, heridas, ubicaciones ni relaciones.</w:t>
+        <w:t>Jarek de la clínica del Mercado de Carne Blanca y Jarek representante de Sable en Rho-9 son personas distintas.</w:t>
       </w:r>
     </w:p>
     <w:p>
@@ -6825,7 +6855,7 @@
     </w:p>
     <w:p>
       <w:r>
-        <w:t>ESTADO: VIVO, consciente y en recuperación en Rho-9. El pulmón derecho conserva zonas funcionales aunque está muy reducido; el izquierdo compensa. El riñón derecho está muy comprometido y el izquierdo es suficiente. Infecciones de interfaz localizadas, antibiótico tolerado y arritmia de componentes metabólico y crónico. No está listo para trabajar.</w:t>
+        <w:t>ESTADO: VIVO y en recuperación. El pulmón derecho conserva zonas funcionales aunque está muy reducido; el izquierdo compensa. El riñón derecho está muy comprometido y el izquierdo es suficiente. Infecciones de interfaz localizadas, antibiótico tolerado y arritmia de componentes metabólico y crónico. Despertó brevemente orientado, habló y mostró mejoría objetiva; no está plenamente recuperado ni listo para trabajar.</w:t>
       </w:r>
     </w:p>
     <w:p>
@@ -6840,7 +6870,7 @@
     </w:p>
     <w:p>
       <w:r>
-        <w:t>RELACIÓN/CONTINUIDAD: paciente y colaborador técnico provisional. Apoya silencio y compartimentación, busca soporte vital personal reparable y no tiene pacto de servidumbre, propiedad ni ingreso al séquito. Ubicación vigente: Rho-9; no contarlo dentro de Sombra infinita.</w:t>
+        <w:t>RELACIÓN/CONTINUIDAD: paciente y colaborador técnico provisional. Apoya silencio y compartimentación, busca soporte vital personal reparable y no tiene pacto de servidumbre, propiedad ni ingreso al séquito. Su ubicación final de rehabilitación dentro o fuera de Sombra infinita debe verificarse antes de contarlo en el censo.</w:t>
       </w:r>
     </w:p>
     <w:p>
@@ -7133,7 +7163,7 @@
     </w:p>
     <w:p>
       <w:r>
-        <w:t>ESTADO Y UBICACIÓN: VIVO, consciente y capaz de conversar; Rho-9, aislamiento privado. La integración anómala es funcional y un circuito combinado humano+anomalía+máquina sostiene parte de sus funciones; algunas dependen ya de esa integración. Salud numérica y mapa completo de implantes NO REGISTRADOS.</w:t>
+        <w:t>ESTADO Y UBICACIÓN: VIVO, consciente y capaz de conversar; Rho-9, aislamiento privado. Un circuito combinado humano+anomalía+máquina permite un intervalo funcional sostenido fuera de M-01. Salud numérica y mapa completo de implantes NO REGISTRADOS.</w:t>
       </w:r>
     </w:p>
     <w:p>
@@ -7236,27 +7266,27 @@
     </w:p>
     <w:p>
       <w:r>
-        <w:t>ENTITY_ID: NPC-JOREN-DEBTOR-01 | NOMBRE CONFIRMADO: Jarek Venn | Primer deudor E-12; guardia superviviente de E-12. El ID conserva «JOREN» solo por compatibilidad; no existe vínculo con Joren Pell.</w:t>
-      </w:r>
-    </w:p>
-    <w:p>
-      <w:r>
-        <w:t>ESTADO: VIVO, 0/9, débil; torso reparado y ambos brazos presentes. Está materializado en Rho-9. No restaurar Salud por inferencia.</w:t>
-      </w:r>
-    </w:p>
-    <w:p>
-      <w:r>
-        <w:t>PACTO ACTIVO 1: tratamiento completo, recuperación y estancia clínica a cambio de ejecutar personalmente a 10 condenados proporcionados por Alexander y entregar sus almas a Alexander. Muertes previas y las cuatro ejecuciones realizadas por Halven Rusk NO cuentan. PROGRESO: 0/10.</w:t>
-      </w:r>
-    </w:p>
-    <w:p>
-      <w:r>
-        <w:t>PACTO ACTIVO 2: 1 año estándar o ciclo de colmena de trabajo en Rho-9 a cambio de mantener vivo al Segundo deudor hasta que despierte y pueda negociar. Incluye guardia, entrenamiento, transporte, mensajes, limpieza y trabajo general, con alojamiento y comida. Está asignado operativamente a Severan mientras corresponda; esa asignación no crea séquito ni garantiza aptitud inmediata para guardia.</w:t>
-      </w:r>
-    </w:p>
-    <w:p>
-      <w:r>
-        <w:t>RELACIÓN/CONTINUIDAD: deudor contractual, no miembro del séquito. Operativamente asignado a Severan en Rho-9. El pacto no implica amistad, devoción, consentimiento ilimitado ni obediencia fuera de sus términos.</w:t>
+        <w:t>ENTITY_ID: NPC-JOREN-DEBTOR-01 | NOMBRE: NO IDENTIFICADO | guardia superviviente de E-12. El ID conserva «JOREN» solo por compatibilidad; no existe vínculo con Joren Pell.</w:t>
+      </w:r>
+    </w:p>
+    <w:p>
+      <w:r>
+        <w:t>ESTADO: VIVO, 0/9, consciente y estabilizado antes de cirugía; Trauma 2. Herida grave de torso por disparo, cuchillada posterior y exposición química. Vasos y planos reparados con cierre estable; apto para recuperación, sin restauración automática de Salud.</w:t>
+      </w:r>
+    </w:p>
+    <w:p>
+      <w:r>
+        <w:t>PACTO ACTIVO 1: tratamiento completo, recuperación y estancia clínica a cambio de ejecutar personalmente a 10 condenados proporcionados por Alexander y entregar sus almas a Alexander. Muertes previas no cuentan. PROGRESO: 0/10.</w:t>
+      </w:r>
+    </w:p>
+    <w:p>
+      <w:r>
+        <w:t>PACTO ACTIVO 2: 1 año estándar o ciclo de colmena de trabajo en Rho-9 a cambio de mantener vivo al Segundo deudor hasta que despierte y pueda negociar. Incluye guardia, entrenamiento, transporte, mensajes, limpieza y trabajo general, con alojamiento y comida. Es independiente de las 10 ejecuciones y no garantiza prótesis o recuperación total del otro.</w:t>
+      </w:r>
+    </w:p>
+    <w:p>
+      <w:r>
+        <w:t>RELACIÓN/CONTINUIDAD: deudor contractual, no miembro del séquito. El pacto no implica amistad, devoción, consentimiento ilimitado ni obediencia fuera de los términos.</w:t>
       </w:r>
     </w:p>
     <w:p>
@@ -7271,17 +7301,17 @@
     </w:p>
     <w:p>
       <w:r>
-        <w:t>ESTADO: VIVO, 0/9, inconsciente; permanece en Sombra infinita. Brazo izquierdo salvado con continuidad vascular, nervios útiles y potencial funcional. Brazo derecho amputado reconstructivamente; muñón apto para evaluar una futura prótesis. Recuperación pendiente.</w:t>
-      </w:r>
-    </w:p>
-    <w:p>
-      <w:r>
-        <w:t>MIEMBRO AMPUTADO: no reimplantable; almacenado para anatomía y planificación protésica. No existe prótesis terminada ni garantía de que reciba una.</w:t>
-      </w:r>
-    </w:p>
-    <w:p>
-      <w:r>
-        <w:t>PACTO: NO ha prometido 10 ejecuciones ni un año de trabajo y no ha negociado recuperación posterior o prótesis porque permanece inconsciente. El año de Jarek Venn / Primer deudor solo paga mantenerlo vivo hasta que pueda negociar por sí mismo.</w:t>
+        <w:t>ESTADO: VIVO, 0/9, inconsciente; Trauma 4 y Sangrado 4 suspendido antes de cirugía. Brazo izquierdo salvado con continuidad vascular, nervios útiles y potencial funcional. Brazo derecho amputado reconstructivamente; muñón apto para una futura prótesis. Fuentes principales de sangrado corregidas; recuperación pendiente.</w:t>
+      </w:r>
+    </w:p>
+    <w:p>
+      <w:r>
+        <w:t>MIEMBRO AMPUTADO: no reimplantable; almacenado para anatomía y planificación protésica. No existe prótesis terminada ni garantía de recuperación.</w:t>
+      </w:r>
+    </w:p>
+    <w:p>
+      <w:r>
+        <w:t>PACTO: NO ha prometido 10 ejecuciones ni un año de trabajo y no ha negociado recuperación posterior o prótesis porque permanece inconsciente. El año del Primer deudor solo paga mantenerlo vivo hasta que pueda negociar.</w:t>
       </w:r>
     </w:p>
     <w:p>
@@ -7310,15 +7340,18 @@
       </w:r>
     </w:p>
     <w:p>
-      <w:pPr/>
-      <w:r>
-        <w:t>PAUSE_ID: PAUSA-DIA04-NOCHE-2026-08-13-RHO9-POST-INCURSION</w:t>
-      </w:r>
-    </w:p>
-    <w:p>
-      <w:pPr/>
-      <w:r>
-        <w:t>CHECKPOINT_ID: CHECKPOINT.ALEXANDER.D04.NOCHE.RHO9.POST-INCURSION</w:t>
+      <w:r>
+        <w:t>PAUSE_ID: PAUSA-POST-T915-2026-08-11-RHO9-COORDINACION</w:t>
+      </w:r>
+    </w:p>
+    <w:p>
+      <w:r>
+        <w:t>PAUSE_ID: PAUSA-POST-T915-2026-08-11-RHO9-BLOQUE-UMBRAL</w:t>
+      </w:r>
+    </w:p>
+    <w:p>
+      <w:r>
+        <w:t>CHECKPOINT_ID: CHECKPOINT.ALEXANDER.POST-T915.RHO9.UMBRAL-WORKBLOCK</w:t>
       </w:r>
     </w:p>
     <w:sectPr>
